--- a/src/OpenXmlHtml.Tests/WordFieldsetTests.FieldsetWithLegend.DotNet.verified.docx
+++ b/src/OpenXmlHtml.Tests/WordFieldsetTests.FieldsetWithLegend.DotNet.verified.docx
@@ -3,6 +3,14 @@
 <w:document xmlns:w="http://schemas.openxmlformats.org/wordprocessingml/2006/main">
   <w:body>
     <w:p>
+      <w:pPr>
+        <w:pBdr>
+          <w:top w:val="single" w:color="808080" w:sz="8" w:space="1"/>
+          <w:left w:val="single" w:color="808080" w:sz="8" w:space="1"/>
+          <w:bottom w:val="single" w:color="808080" w:sz="8" w:space="1"/>
+          <w:right w:val="single" w:color="808080" w:sz="8" w:space="1"/>
+        </w:pBdr>
+      </w:pPr>
       <w:r>
         <w:rPr>
           <w:b/>
@@ -11,11 +19,27 @@
       </w:r>
     </w:p>
     <w:p>
+      <w:pPr>
+        <w:pBdr>
+          <w:top w:val="single" w:color="808080" w:sz="8" w:space="1"/>
+          <w:left w:val="single" w:color="808080" w:sz="8" w:space="1"/>
+          <w:bottom w:val="single" w:color="808080" w:sz="8" w:space="1"/>
+          <w:right w:val="single" w:color="808080" w:sz="8" w:space="1"/>
+        </w:pBdr>
+      </w:pPr>
       <w:r>
         <w:t xml:space="preserve">Name: Alice</w:t>
       </w:r>
     </w:p>
     <w:p>
+      <w:pPr>
+        <w:pBdr>
+          <w:top w:val="single" w:color="808080" w:sz="8" w:space="1"/>
+          <w:left w:val="single" w:color="808080" w:sz="8" w:space="1"/>
+          <w:bottom w:val="single" w:color="808080" w:sz="8" w:space="1"/>
+          <w:right w:val="single" w:color="808080" w:sz="8" w:space="1"/>
+        </w:pBdr>
+      </w:pPr>
       <w:r>
         <w:t xml:space="preserve">Age: 30</w:t>
       </w:r>
